--- a/assets/Abdul_Noman_CV.docx
+++ b/assets/Abdul_Noman_CV.docx
@@ -46,7 +46,7 @@
           <w:sz w:val="19"/>
           <w:szCs w:val="19"/>
         </w:rPr>
-        <w:t xml:space="preserve">House R-30, AEECHS Block-8, Gulistan-e-Johar, Karachi   ·   0335-2646059   ·   </w:t>
+        <w:t xml:space="preserve">House R-30, AEECHS Block-8, Gulistan-e-Johar, Karachi   ·   +92-335-2646059   ·   </w:t>
       </w:r>
       <w:r>
         <w:rPr>
@@ -71,7 +71,7 @@
         </w:rPr>
         <w:t xml:space="preserve">Portfolio:  </w:t>
       </w:r>
-      <w:hyperlink w:history="1" r:id="rIdrccecdoqrvrmdwc5lrer3">
+      <w:hyperlink w:history="1" r:id="rIdwtc5qsim1f03_rw584tys">
         <w:r>
           <w:rPr>
             <w:rFonts w:ascii="Calibri" w:cs="Calibri" w:eastAsia="Calibri" w:hAnsi="Calibri"/>
@@ -123,7 +123,7 @@
           <w:sz w:val="20"/>
           <w:szCs w:val="20"/>
         </w:rPr>
-        <w:t xml:space="preserve">Dynamic and detail-oriented Graphic Designer, Vector Artist, and Senior Embroidery Digitizer with over 10 years of professional experience in branding, layout design, and stitch-ready embroidery production. Skilled Web Developer with a strong track record of building responsive, SEO-optimised business websites end to end. In recent years, has expanded into AI Automation — designing voice agents, AI chat support systems, and workflow automations that streamline day-to-day business operations. Combines strong visual and technical craftsmanship with the ability to deliver production-ready, client-facing work independently.</w:t>
+        <w:t xml:space="preserve">Dynamic and detail-oriented Graphic Designer, Vector Artist, and Senior Embroidery Digitizer with over 10 years of professional experience in branding, layout design, and stitch-ready embroidery production. Alongside this, works independently as a Freelance Web Developer with a strong track record of building responsive, SEO-optimised business websites end to end, and has more recently expanded into AI Automation — designing voice agents, AI chat support systems, and workflow automations that streamline day-to-day business operations. Combines strong visual and technical craftsmanship with the ability to deliver production-ready, client-facing work independently.</w:t>
       </w:r>
     </w:p>
     <w:p>
@@ -162,7 +162,7 @@
           <w:sz w:val="22"/>
           <w:szCs w:val="22"/>
         </w:rPr>
-        <w:t xml:space="preserve">Graphic Designer, Web Developer &amp; Senior Embroidery Digitizer</w:t>
+        <w:t xml:space="preserve">Graphic Designer, Vector Artist &amp; Senior Embroidery Digitizer</w:t>
       </w:r>
       <w:r>
         <w:rPr>
@@ -321,6 +321,52 @@
     </w:p>
     <w:p>
       <w:pPr>
+        <w:tabs>
+          <w:tab w:val="right" w:pos="9026"/>
+        </w:tabs>
+        <w:spacing w:after="20" w:before="200"/>
+      </w:pPr>
+      <w:r>
+        <w:rPr>
+          <w:rFonts w:ascii="Calibri" w:cs="Calibri" w:eastAsia="Calibri" w:hAnsi="Calibri"/>
+          <w:b/>
+          <w:bCs/>
+          <w:color w:val="1F3864"/>
+          <w:sz w:val="22"/>
+          <w:szCs w:val="22"/>
+        </w:rPr>
+        <w:t xml:space="preserve">Freelance Web Developer &amp; AI Automation Specialist</w:t>
+      </w:r>
+      <w:r>
+        <w:rPr>
+          <w:rFonts w:ascii="Calibri" w:cs="Calibri" w:eastAsia="Calibri" w:hAnsi="Calibri"/>
+          <w:b/>
+          <w:bCs/>
+          <w:color w:val="555555"/>
+          <w:sz w:val="20"/>
+          <w:szCs w:val="20"/>
+        </w:rPr>
+        <w:t xml:space="preserve">	2013 – Present</w:t>
+      </w:r>
+    </w:p>
+    <w:p>
+      <w:pPr>
+        <w:spacing w:after="100"/>
+      </w:pPr>
+      <w:r>
+        <w:rPr>
+          <w:rFonts w:ascii="Calibri" w:cs="Calibri" w:eastAsia="Calibri" w:hAnsi="Calibri"/>
+          <w:i/>
+          <w:iCs/>
+          <w:color w:val="555555"/>
+          <w:sz w:val="19"/>
+          <w:szCs w:val="19"/>
+        </w:rPr>
+        <w:t xml:space="preserve">Self-Employed / Freelance  ·  Karachi, Pakistan</w:t>
+      </w:r>
+    </w:p>
+    <w:p>
+      <w:pPr>
         <w:spacing w:after="60" w:before="160"/>
       </w:pPr>
       <w:r>
@@ -351,7 +397,7 @@
           <w:sz w:val="20"/>
           <w:szCs w:val="20"/>
         </w:rPr>
-        <w:t xml:space="preserve">Designed and developed visually appealing, user-friendly websites, ensuring responsiveness and performance optimisation.</w:t>
+        <w:t xml:space="preserve">Designed and developed visually appealing, user-friendly websites for independent and business clients, ensuring responsiveness and performance optimisation.</w:t>
       </w:r>
     </w:p>
     <w:p>
@@ -432,6 +478,60 @@
     </w:p>
     <w:p>
       <w:pPr>
+        <w:spacing w:after="60" w:before="160"/>
+      </w:pPr>
+      <w:r>
+        <w:rPr>
+          <w:rFonts w:ascii="Calibri" w:cs="Calibri" w:eastAsia="Calibri" w:hAnsi="Calibri"/>
+          <w:b/>
+          <w:bCs/>
+          <w:color w:val="1F3864"/>
+          <w:sz w:val="21"/>
+          <w:szCs w:val="21"/>
+        </w:rPr>
+        <w:t xml:space="preserve">AI Automation</w:t>
+      </w:r>
+    </w:p>
+    <w:p>
+      <w:pPr>
+        <w:pStyle w:val="ListParagraph"/>
+        <w:numPr>
+          <w:ilvl w:val="0"/>
+          <w:numId w:val="1"/>
+        </w:numPr>
+        <w:spacing w:after="60"/>
+      </w:pPr>
+      <w:r>
+        <w:rPr>
+          <w:rFonts w:ascii="Calibri" w:cs="Calibri" w:eastAsia="Calibri" w:hAnsi="Calibri"/>
+          <w:color w:val="333333"/>
+          <w:sz w:val="20"/>
+          <w:szCs w:val="20"/>
+        </w:rPr>
+        <w:t xml:space="preserve">Designed and built AI-powered voice agents, chat support systems, and workflow automations for clients' day-to-day business operations.</w:t>
+      </w:r>
+    </w:p>
+    <w:p>
+      <w:pPr>
+        <w:pStyle w:val="ListParagraph"/>
+        <w:numPr>
+          <w:ilvl w:val="0"/>
+          <w:numId w:val="1"/>
+        </w:numPr>
+        <w:spacing w:after="60"/>
+      </w:pPr>
+      <w:r>
+        <w:rPr>
+          <w:rFonts w:ascii="Calibri" w:cs="Calibri" w:eastAsia="Calibri" w:hAnsi="Calibri"/>
+          <w:color w:val="333333"/>
+          <w:sz w:val="20"/>
+          <w:szCs w:val="20"/>
+        </w:rPr>
+        <w:t xml:space="preserve">Developed order-processing and email-automation tools using Python, Playwright, and the Gmail API.</w:t>
+      </w:r>
+    </w:p>
+    <w:p>
+      <w:pPr>
         <w:pBdr>
           <w:bottom w:val="single" w:color="1F3864" w:sz="8" w:space="2"/>
         </w:pBdr>
@@ -463,7 +563,7 @@
         </w:rPr>
         <w:t xml:space="preserve">Full portfolio with live examples available at </w:t>
       </w:r>
-      <w:hyperlink w:history="1" r:id="rIdlz9c5ze4hhpnd-r7ldizs">
+      <w:hyperlink w:history="1" r:id="rId2uaewwfyoqw0pehoa7xem">
         <w:r>
           <w:rPr>
             <w:rFonts w:ascii="Calibri" w:cs="Calibri" w:eastAsia="Calibri" w:hAnsi="Calibri"/>
